--- a/Note những thứ cần cải thiện.docx
+++ b/Note những thứ cần cải thiện.docx
@@ -2,8 +2,326 @@
 <file path=word/document.xml><?xml version="1.0" encoding="utf-8"?>
 <w:document xmlns:wpc="http://schemas.microsoft.com/office/word/2010/wordprocessingCanvas" xmlns:cx="http://schemas.microsoft.com/office/drawing/2014/chartex" xmlns:cx1="http://schemas.microsoft.com/office/drawing/2015/9/8/chartex" xmlns:cx2="http://schemas.microsoft.com/office/drawing/2015/10/21/chartex" xmlns:cx3="http://schemas.microsoft.com/office/drawing/2016/5/9/chartex" xmlns:cx4="http://schemas.microsoft.com/office/drawing/2016/5/10/chartex" xmlns:cx5="http://schemas.microsoft.com/office/drawing/2016/5/11/chartex" xmlns:cx6="http://schemas.microsoft.com/office/drawing/2016/5/12/chartex" xmlns:cx7="http://schemas.microsoft.com/office/drawing/2016/5/13/chartex" xmlns:cx8="http://schemas.microsoft.com/office/drawing/2016/5/14/chartex" xmlns:mc="http://schemas.openxmlformats.org/markup-compatibility/2006" xmlns:aink="http://schemas.microsoft.com/office/drawing/2016/ink" xmlns:am3d="http://schemas.microsoft.com/office/drawing/2017/model3d" xmlns:o="urn:schemas-microsoft-com:office:office" xmlns:oel="http://schemas.microsoft.com/office/2019/extlst" xmlns:r="http://schemas.openxmlformats.org/officeDocument/2006/relationships" xmlns:m="http://schemas.openxmlformats.org/officeDocument/2006/math" xmlns:v="urn:schemas-microsoft-com:vml" xmlns:wp14="http://schemas.microsoft.com/office/word/2010/wordprocessingDrawing" xmlns:wp="http://schemas.openxmlformats.org/drawingml/2006/wordprocessingDrawing" xmlns:w10="urn:schemas-microsoft-com:office:word" xmlns:w="http://schemas.openxmlformats.org/wordprocessingml/2006/main" xmlns:w14="http://schemas.microsoft.com/office/word/2010/wordml" xmlns:w15="http://schemas.microsoft.com/office/word/2012/wordml" xmlns:w16cex="http://schemas.microsoft.com/office/word/2018/wordml/cex" xmlns:w16cid="http://schemas.microsoft.com/office/word/2016/wordml/cid" xmlns:w16="http://schemas.microsoft.com/office/word/2018/wordml" xmlns:w16du="http://schemas.microsoft.com/office/word/2023/wordml/word16du" xmlns:w16sdtdh="http://schemas.microsoft.com/office/word/2020/wordml/sdtdatahash" xmlns:w16sdtfl="http://schemas.microsoft.com/office/word/2024/wordml/sdtformatlock" xmlns:w16se="http://schemas.microsoft.com/office/word/2015/wordml/symex" xmlns:wpg="http://schemas.microsoft.com/office/word/2010/wordprocessingGroup" xmlns:wpi="http://schemas.microsoft.com/office/word/2010/wordprocessingInk" xmlns:wne="http://schemas.microsoft.com/office/word/2006/wordml" xmlns:wps="http://schemas.microsoft.com/office/word/2010/wordprocessingShape" mc:Ignorable="w14 w15 w16se w16cid w16 w16cex w16sdtdh w16sdtfl w16du wp14">
   <w:body>
+    <w:p>
+      <w:pPr>
+        <w:pStyle w:val="ListParagraph"/>
+        <w:numPr>
+          <w:ilvl w:val="0"/>
+          <w:numId w:val="2"/>
+        </w:numPr>
+      </w:pPr>
+      <w:r>
+        <w:t>Khách hàng</w:t>
+      </w:r>
+    </w:p>
+    <w:p>
+      <w:pPr>
+        <w:pStyle w:val="ListParagraph"/>
+        <w:numPr>
+          <w:ilvl w:val="0"/>
+          <w:numId w:val="3"/>
+        </w:numPr>
+      </w:pPr>
+      <w:r>
+        <w:t>Lỗi tự nhập được mã giảm giá sai</w:t>
+      </w:r>
+    </w:p>
+    <w:p>
+      <w:pPr>
+        <w:pStyle w:val="ListParagraph"/>
+        <w:numPr>
+          <w:ilvl w:val="0"/>
+          <w:numId w:val="3"/>
+        </w:numPr>
+      </w:pPr>
+      <w:r>
+        <w:t>Sắp xếp lại ưu tiên chế độ lọc</w:t>
+      </w:r>
+    </w:p>
+    <w:p>
+      <w:pPr>
+        <w:pStyle w:val="ListParagraph"/>
+        <w:numPr>
+          <w:ilvl w:val="0"/>
+          <w:numId w:val="3"/>
+        </w:numPr>
+      </w:pPr>
+      <w:r>
+        <w:t>Làm phí vận chuyển</w:t>
+      </w:r>
+    </w:p>
+    <w:p>
+      <w:pPr>
+        <w:pStyle w:val="ListParagraph"/>
+        <w:numPr>
+          <w:ilvl w:val="0"/>
+          <w:numId w:val="3"/>
+        </w:numPr>
+      </w:pPr>
+      <w:r>
+        <w:t>Làm lại phần quét mã QR</w:t>
+      </w:r>
+    </w:p>
+    <w:p>
+      <w:pPr>
+        <w:pStyle w:val="ListParagraph"/>
+        <w:numPr>
+          <w:ilvl w:val="0"/>
+          <w:numId w:val="3"/>
+        </w:numPr>
+      </w:pPr>
+      <w:r>
+        <w:t>Thêm thông báo lỗi khi đk tk mới, đk xong tự vào tk luôn k cần đăng nhập lại</w:t>
+      </w:r>
+    </w:p>
+    <w:p>
+      <w:pPr>
+        <w:pStyle w:val="ListParagraph"/>
+        <w:numPr>
+          <w:ilvl w:val="0"/>
+          <w:numId w:val="3"/>
+        </w:numPr>
+      </w:pPr>
+      <w:r>
+        <w:t>Thêm tính năng xóa sản phẩm trong giỏ hàng</w:t>
+      </w:r>
+    </w:p>
+    <w:p>
+      <w:pPr>
+        <w:pStyle w:val="ListParagraph"/>
+        <w:numPr>
+          <w:ilvl w:val="0"/>
+          <w:numId w:val="3"/>
+        </w:numPr>
+      </w:pPr>
+      <w:r>
+        <w:t>Khi thêm sản phẩm mới, ưu tiên load lên trên</w:t>
+      </w:r>
+    </w:p>
+    <w:p>
+      <w:pPr>
+        <w:pStyle w:val="ListParagraph"/>
+        <w:numPr>
+          <w:ilvl w:val="0"/>
+          <w:numId w:val="3"/>
+        </w:numPr>
+      </w:pPr>
+      <w:r>
+        <w:t>Fix ô danh mục sản  phẩm (đang bị nhảy)</w:t>
+      </w:r>
+    </w:p>
+    <w:p>
+      <w:pPr>
+        <w:pStyle w:val="ListParagraph"/>
+        <w:numPr>
+          <w:ilvl w:val="0"/>
+          <w:numId w:val="3"/>
+        </w:numPr>
+      </w:pPr>
+      <w:r>
+        <w:t>Mua sản phẩm đc chọn trong giỏ hàng</w:t>
+      </w:r>
+    </w:p>
     <w:p/>
-    <w:p/>
+    <w:p>
+      <w:pPr>
+        <w:pStyle w:val="ListParagraph"/>
+        <w:numPr>
+          <w:ilvl w:val="0"/>
+          <w:numId w:val="2"/>
+        </w:numPr>
+      </w:pPr>
+      <w:r>
+        <w:t>Admin</w:t>
+      </w:r>
+    </w:p>
+    <w:p>
+      <w:pPr>
+        <w:pStyle w:val="ListParagraph"/>
+        <w:numPr>
+          <w:ilvl w:val="0"/>
+          <w:numId w:val="4"/>
+        </w:numPr>
+      </w:pPr>
+      <w:r>
+        <w:t>Đơn hàng:</w:t>
+      </w:r>
+    </w:p>
+    <w:p>
+      <w:pPr>
+        <w:ind w:left="1080"/>
+      </w:pPr>
+      <w:r>
+        <w:t>+ Mất xác nhận đơn hàng</w:t>
+      </w:r>
+    </w:p>
+    <w:p>
+      <w:pPr>
+        <w:ind w:left="1080"/>
+      </w:pPr>
+    </w:p>
+    <w:p>
+      <w:pPr>
+        <w:pStyle w:val="ListParagraph"/>
+        <w:numPr>
+          <w:ilvl w:val="0"/>
+          <w:numId w:val="4"/>
+        </w:numPr>
+      </w:pPr>
+      <w:r>
+        <w:t>Ổ cứng:</w:t>
+      </w:r>
+    </w:p>
+    <w:p>
+      <w:pPr>
+        <w:ind w:left="1080"/>
+      </w:pPr>
+      <w:r>
+        <w:t>+ Thêm check dữ liệu đầu vào, không cho nhập tay phần serial</w:t>
+      </w:r>
+    </w:p>
+    <w:p>
+      <w:pPr>
+        <w:ind w:left="1080"/>
+      </w:pPr>
+      <w:r>
+        <w:t xml:space="preserve">+ </w:t>
+      </w:r>
+      <w:r>
+        <w:t>xóa ổ cứng lỗi nếu tạo sai</w:t>
+      </w:r>
+    </w:p>
+    <w:p>
+      <w:pPr>
+        <w:pStyle w:val="ListParagraph"/>
+        <w:numPr>
+          <w:ilvl w:val="0"/>
+          <w:numId w:val="4"/>
+        </w:numPr>
+      </w:pPr>
+      <w:r>
+        <w:t>Bảo hành</w:t>
+      </w:r>
+    </w:p>
+    <w:p>
+      <w:pPr>
+        <w:ind w:left="1080"/>
+      </w:pPr>
+      <w:r>
+        <w:t>+ chưa tạo được phiếu bảo hành mới</w:t>
+      </w:r>
+    </w:p>
+    <w:p>
+      <w:r>
+        <w:tab/>
+      </w:r>
+    </w:p>
+    <w:p>
+      <w:pPr>
+        <w:pStyle w:val="ListParagraph"/>
+        <w:numPr>
+          <w:ilvl w:val="0"/>
+          <w:numId w:val="4"/>
+        </w:numPr>
+      </w:pPr>
+      <w:r>
+        <w:t>Serial</w:t>
+      </w:r>
+    </w:p>
+    <w:p>
+      <w:pPr>
+        <w:ind w:left="1080"/>
+      </w:pPr>
+      <w:r>
+        <w:t>+ thiếu thông báo khi xóa serial trong kho ( cần hiển thị thông báo đã xóa serial… ra khỏi kho)</w:t>
+      </w:r>
+    </w:p>
+    <w:p>
+      <w:pPr>
+        <w:pStyle w:val="ListParagraph"/>
+        <w:numPr>
+          <w:ilvl w:val="0"/>
+          <w:numId w:val="4"/>
+        </w:numPr>
+      </w:pPr>
+      <w:r>
+        <w:t>Tồn kho</w:t>
+      </w:r>
+    </w:p>
+    <w:p>
+      <w:pPr>
+        <w:ind w:left="1080"/>
+      </w:pPr>
+      <w:r>
+        <w:t>+ khi xóa serial trong tồn kho không lưu lại lịch sử</w:t>
+      </w:r>
+    </w:p>
+    <w:p>
+      <w:pPr>
+        <w:pStyle w:val="ListParagraph"/>
+        <w:numPr>
+          <w:ilvl w:val="0"/>
+          <w:numId w:val="4"/>
+        </w:numPr>
+      </w:pPr>
+      <w:r>
+        <w:t>Phiếu giảm giá</w:t>
+      </w:r>
+    </w:p>
+    <w:p>
+      <w:pPr>
+        <w:ind w:left="1080"/>
+      </w:pPr>
+      <w:r>
+        <w:t>+ khi khách hàng sử dụng, trong trang admin không bị trừ lượt dùng</w:t>
+      </w:r>
+    </w:p>
+    <w:p>
+      <w:pPr>
+        <w:pStyle w:val="ListParagraph"/>
+        <w:numPr>
+          <w:ilvl w:val="0"/>
+          <w:numId w:val="4"/>
+        </w:numPr>
+      </w:pPr>
+      <w:r>
+        <w:t>Khách hàng</w:t>
+      </w:r>
+    </w:p>
+    <w:p>
+      <w:pPr>
+        <w:ind w:left="1080"/>
+      </w:pPr>
+      <w:r>
+        <w:lastRenderedPageBreak/>
+        <w:t>+ khách hàng mới ưu tiên hiển thị lên đầu</w:t>
+      </w:r>
+    </w:p>
+    <w:p>
+      <w:pPr>
+        <w:pStyle w:val="ListParagraph"/>
+        <w:numPr>
+          <w:ilvl w:val="0"/>
+          <w:numId w:val="4"/>
+        </w:numPr>
+      </w:pPr>
+      <w:r>
+        <w:t>Phiếu giảm giá</w:t>
+      </w:r>
+    </w:p>
+    <w:p>
+      <w:pPr>
+        <w:ind w:left="1080"/>
+      </w:pPr>
+      <w:r>
+        <w:t>+ ngừng hoạt động nhưng vẫn sử dụng được</w:t>
+      </w:r>
+    </w:p>
+    <w:p>
+      <w:pPr>
+        <w:ind w:left="1080"/>
+      </w:pPr>
+    </w:p>
     <w:sectPr>
       <w:pgSz w:w="12240" w:h="15840"/>
       <w:pgMar w:top="1440" w:right="1440" w:bottom="1440" w:left="1440" w:header="720" w:footer="720" w:gutter="0"/>
@@ -17,6 +335,273 @@
 <file path=word/numbering.xml><?xml version="1.0" encoding="utf-8"?>
 <w:numbering xmlns:wpc="http://schemas.microsoft.com/office/word/2010/wordprocessingCanvas" xmlns:cx="http://schemas.microsoft.com/office/drawing/2014/chartex" xmlns:cx1="http://schemas.microsoft.com/office/drawing/2015/9/8/chartex" xmlns:cx2="http://schemas.microsoft.com/office/drawing/2015/10/21/chartex" xmlns:cx3="http://schemas.microsoft.com/office/drawing/2016/5/9/chartex" xmlns:cx4="http://schemas.microsoft.com/office/drawing/2016/5/10/chartex" xmlns:cx5="http://schemas.microsoft.com/office/drawing/2016/5/11/chartex" xmlns:cx6="http://schemas.microsoft.com/office/drawing/2016/5/12/chartex" xmlns:cx7="http://schemas.microsoft.com/office/drawing/2016/5/13/chartex" xmlns:cx8="http://schemas.microsoft.com/office/drawing/2016/5/14/chartex" xmlns:mc="http://schemas.openxmlformats.org/markup-compatibility/2006" xmlns:aink="http://schemas.microsoft.com/office/drawing/2016/ink" xmlns:am3d="http://schemas.microsoft.com/office/drawing/2017/model3d" xmlns:o="urn:schemas-microsoft-com:office:office" xmlns:oel="http://schemas.microsoft.com/office/2019/extlst" xmlns:r="http://schemas.openxmlformats.org/officeDocument/2006/relationships" xmlns:m="http://schemas.openxmlformats.org/officeDocument/2006/math" xmlns:v="urn:schemas-microsoft-com:vml" xmlns:wp14="http://schemas.microsoft.com/office/word/2010/wordprocessingDrawing" xmlns:wp="http://schemas.openxmlformats.org/drawingml/2006/wordprocessingDrawing" xmlns:w10="urn:schemas-microsoft-com:office:word" xmlns:w="http://schemas.openxmlformats.org/wordprocessingml/2006/main" xmlns:w14="http://schemas.microsoft.com/office/word/2010/wordml" xmlns:w15="http://schemas.microsoft.com/office/word/2012/wordml" xmlns:w16cex="http://schemas.microsoft.com/office/word/2018/wordml/cex" xmlns:w16cid="http://schemas.microsoft.com/office/word/2016/wordml/cid" xmlns:w16="http://schemas.microsoft.com/office/word/2018/wordml" xmlns:w16du="http://schemas.microsoft.com/office/word/2023/wordml/word16du" xmlns:w16sdtdh="http://schemas.microsoft.com/office/word/2020/wordml/sdtdatahash" xmlns:w16sdtfl="http://schemas.microsoft.com/office/word/2024/wordml/sdtformatlock" xmlns:w16se="http://schemas.microsoft.com/office/word/2015/wordml/symex" xmlns:wpg="http://schemas.microsoft.com/office/word/2010/wordprocessingGroup" xmlns:wpi="http://schemas.microsoft.com/office/word/2010/wordprocessingInk" xmlns:wne="http://schemas.microsoft.com/office/word/2006/wordml" xmlns:wps="http://schemas.microsoft.com/office/word/2010/wordprocessingShape" mc:Ignorable="w14 w15 w16se w16cid w16 w16cex w16sdtdh w16sdtfl w16du wp14">
   <w:abstractNum w:abstractNumId="0" w15:restartNumberingAfterBreak="0">
+    <w:nsid w:val="25235B0B"/>
+    <w:multiLevelType w:val="hybridMultilevel"/>
+    <w:tmpl w:val="3E1401E0"/>
+    <w:lvl w:ilvl="0" w:tplc="0409000F">
+      <w:start w:val="1"/>
+      <w:numFmt w:val="decimal"/>
+      <w:lvlText w:val="%1."/>
+      <w:lvlJc w:val="left"/>
+      <w:pPr>
+        <w:ind w:left="1080" w:hanging="360"/>
+      </w:pPr>
+      <w:rPr>
+        <w:rFonts w:hint="default"/>
+      </w:rPr>
+    </w:lvl>
+    <w:lvl w:ilvl="1" w:tplc="04090019">
+      <w:start w:val="1"/>
+      <w:numFmt w:val="lowerLetter"/>
+      <w:lvlText w:val="%2."/>
+      <w:lvlJc w:val="left"/>
+      <w:pPr>
+        <w:ind w:left="1800" w:hanging="360"/>
+      </w:pPr>
+    </w:lvl>
+    <w:lvl w:ilvl="2" w:tplc="0409001B" w:tentative="1">
+      <w:start w:val="1"/>
+      <w:numFmt w:val="lowerRoman"/>
+      <w:lvlText w:val="%3."/>
+      <w:lvlJc w:val="right"/>
+      <w:pPr>
+        <w:ind w:left="2520" w:hanging="180"/>
+      </w:pPr>
+    </w:lvl>
+    <w:lvl w:ilvl="3" w:tplc="0409000F" w:tentative="1">
+      <w:start w:val="1"/>
+      <w:numFmt w:val="decimal"/>
+      <w:lvlText w:val="%4."/>
+      <w:lvlJc w:val="left"/>
+      <w:pPr>
+        <w:ind w:left="3240" w:hanging="360"/>
+      </w:pPr>
+    </w:lvl>
+    <w:lvl w:ilvl="4" w:tplc="04090019" w:tentative="1">
+      <w:start w:val="1"/>
+      <w:numFmt w:val="lowerLetter"/>
+      <w:lvlText w:val="%5."/>
+      <w:lvlJc w:val="left"/>
+      <w:pPr>
+        <w:ind w:left="3960" w:hanging="360"/>
+      </w:pPr>
+    </w:lvl>
+    <w:lvl w:ilvl="5" w:tplc="0409001B" w:tentative="1">
+      <w:start w:val="1"/>
+      <w:numFmt w:val="lowerRoman"/>
+      <w:lvlText w:val="%6."/>
+      <w:lvlJc w:val="right"/>
+      <w:pPr>
+        <w:ind w:left="4680" w:hanging="180"/>
+      </w:pPr>
+    </w:lvl>
+    <w:lvl w:ilvl="6" w:tplc="0409000F" w:tentative="1">
+      <w:start w:val="1"/>
+      <w:numFmt w:val="decimal"/>
+      <w:lvlText w:val="%7."/>
+      <w:lvlJc w:val="left"/>
+      <w:pPr>
+        <w:ind w:left="5400" w:hanging="360"/>
+      </w:pPr>
+    </w:lvl>
+    <w:lvl w:ilvl="7" w:tplc="04090019" w:tentative="1">
+      <w:start w:val="1"/>
+      <w:numFmt w:val="lowerLetter"/>
+      <w:lvlText w:val="%8."/>
+      <w:lvlJc w:val="left"/>
+      <w:pPr>
+        <w:ind w:left="6120" w:hanging="360"/>
+      </w:pPr>
+    </w:lvl>
+    <w:lvl w:ilvl="8" w:tplc="0409001B" w:tentative="1">
+      <w:start w:val="1"/>
+      <w:numFmt w:val="lowerRoman"/>
+      <w:lvlText w:val="%9."/>
+      <w:lvlJc w:val="right"/>
+      <w:pPr>
+        <w:ind w:left="6840" w:hanging="180"/>
+      </w:pPr>
+    </w:lvl>
+  </w:abstractNum>
+  <w:abstractNum w:abstractNumId="1" w15:restartNumberingAfterBreak="0">
+    <w:nsid w:val="3F182DE9"/>
+    <w:multiLevelType w:val="hybridMultilevel"/>
+    <w:tmpl w:val="699C1E7A"/>
+    <w:lvl w:ilvl="0" w:tplc="0409000F">
+      <w:start w:val="1"/>
+      <w:numFmt w:val="decimal"/>
+      <w:lvlText w:val="%1."/>
+      <w:lvlJc w:val="left"/>
+      <w:pPr>
+        <w:ind w:left="1080" w:hanging="360"/>
+      </w:pPr>
+      <w:rPr>
+        <w:rFonts w:hint="default"/>
+      </w:rPr>
+    </w:lvl>
+    <w:lvl w:ilvl="1" w:tplc="04090019" w:tentative="1">
+      <w:start w:val="1"/>
+      <w:numFmt w:val="lowerLetter"/>
+      <w:lvlText w:val="%2."/>
+      <w:lvlJc w:val="left"/>
+      <w:pPr>
+        <w:ind w:left="1800" w:hanging="360"/>
+      </w:pPr>
+    </w:lvl>
+    <w:lvl w:ilvl="2" w:tplc="0409001B" w:tentative="1">
+      <w:start w:val="1"/>
+      <w:numFmt w:val="lowerRoman"/>
+      <w:lvlText w:val="%3."/>
+      <w:lvlJc w:val="right"/>
+      <w:pPr>
+        <w:ind w:left="2520" w:hanging="180"/>
+      </w:pPr>
+    </w:lvl>
+    <w:lvl w:ilvl="3" w:tplc="0409000F" w:tentative="1">
+      <w:start w:val="1"/>
+      <w:numFmt w:val="decimal"/>
+      <w:lvlText w:val="%4."/>
+      <w:lvlJc w:val="left"/>
+      <w:pPr>
+        <w:ind w:left="3240" w:hanging="360"/>
+      </w:pPr>
+    </w:lvl>
+    <w:lvl w:ilvl="4" w:tplc="04090019" w:tentative="1">
+      <w:start w:val="1"/>
+      <w:numFmt w:val="lowerLetter"/>
+      <w:lvlText w:val="%5."/>
+      <w:lvlJc w:val="left"/>
+      <w:pPr>
+        <w:ind w:left="3960" w:hanging="360"/>
+      </w:pPr>
+    </w:lvl>
+    <w:lvl w:ilvl="5" w:tplc="0409001B" w:tentative="1">
+      <w:start w:val="1"/>
+      <w:numFmt w:val="lowerRoman"/>
+      <w:lvlText w:val="%6."/>
+      <w:lvlJc w:val="right"/>
+      <w:pPr>
+        <w:ind w:left="4680" w:hanging="180"/>
+      </w:pPr>
+    </w:lvl>
+    <w:lvl w:ilvl="6" w:tplc="0409000F" w:tentative="1">
+      <w:start w:val="1"/>
+      <w:numFmt w:val="decimal"/>
+      <w:lvlText w:val="%7."/>
+      <w:lvlJc w:val="left"/>
+      <w:pPr>
+        <w:ind w:left="5400" w:hanging="360"/>
+      </w:pPr>
+    </w:lvl>
+    <w:lvl w:ilvl="7" w:tplc="04090019" w:tentative="1">
+      <w:start w:val="1"/>
+      <w:numFmt w:val="lowerLetter"/>
+      <w:lvlText w:val="%8."/>
+      <w:lvlJc w:val="left"/>
+      <w:pPr>
+        <w:ind w:left="6120" w:hanging="360"/>
+      </w:pPr>
+    </w:lvl>
+    <w:lvl w:ilvl="8" w:tplc="0409001B" w:tentative="1">
+      <w:start w:val="1"/>
+      <w:numFmt w:val="lowerRoman"/>
+      <w:lvlText w:val="%9."/>
+      <w:lvlJc w:val="right"/>
+      <w:pPr>
+        <w:ind w:left="6840" w:hanging="180"/>
+      </w:pPr>
+    </w:lvl>
+  </w:abstractNum>
+  <w:abstractNum w:abstractNumId="2" w15:restartNumberingAfterBreak="0">
+    <w:nsid w:val="63AF7765"/>
+    <w:multiLevelType w:val="hybridMultilevel"/>
+    <w:tmpl w:val="C17406AC"/>
+    <w:lvl w:ilvl="0" w:tplc="D6482FC4">
+      <w:start w:val="1"/>
+      <w:numFmt w:val="upperRoman"/>
+      <w:lvlText w:val="%1."/>
+      <w:lvlJc w:val="left"/>
+      <w:pPr>
+        <w:ind w:left="1080" w:hanging="720"/>
+      </w:pPr>
+      <w:rPr>
+        <w:rFonts w:hint="default"/>
+      </w:rPr>
+    </w:lvl>
+    <w:lvl w:ilvl="1" w:tplc="04090019" w:tentative="1">
+      <w:start w:val="1"/>
+      <w:numFmt w:val="lowerLetter"/>
+      <w:lvlText w:val="%2."/>
+      <w:lvlJc w:val="left"/>
+      <w:pPr>
+        <w:ind w:left="1440" w:hanging="360"/>
+      </w:pPr>
+    </w:lvl>
+    <w:lvl w:ilvl="2" w:tplc="0409001B" w:tentative="1">
+      <w:start w:val="1"/>
+      <w:numFmt w:val="lowerRoman"/>
+      <w:lvlText w:val="%3."/>
+      <w:lvlJc w:val="right"/>
+      <w:pPr>
+        <w:ind w:left="2160" w:hanging="180"/>
+      </w:pPr>
+    </w:lvl>
+    <w:lvl w:ilvl="3" w:tplc="0409000F" w:tentative="1">
+      <w:start w:val="1"/>
+      <w:numFmt w:val="decimal"/>
+      <w:lvlText w:val="%4."/>
+      <w:lvlJc w:val="left"/>
+      <w:pPr>
+        <w:ind w:left="2880" w:hanging="360"/>
+      </w:pPr>
+    </w:lvl>
+    <w:lvl w:ilvl="4" w:tplc="04090019" w:tentative="1">
+      <w:start w:val="1"/>
+      <w:numFmt w:val="lowerLetter"/>
+      <w:lvlText w:val="%5."/>
+      <w:lvlJc w:val="left"/>
+      <w:pPr>
+        <w:ind w:left="3600" w:hanging="360"/>
+      </w:pPr>
+    </w:lvl>
+    <w:lvl w:ilvl="5" w:tplc="0409001B" w:tentative="1">
+      <w:start w:val="1"/>
+      <w:numFmt w:val="lowerRoman"/>
+      <w:lvlText w:val="%6."/>
+      <w:lvlJc w:val="right"/>
+      <w:pPr>
+        <w:ind w:left="4320" w:hanging="180"/>
+      </w:pPr>
+    </w:lvl>
+    <w:lvl w:ilvl="6" w:tplc="0409000F" w:tentative="1">
+      <w:start w:val="1"/>
+      <w:numFmt w:val="decimal"/>
+      <w:lvlText w:val="%7."/>
+      <w:lvlJc w:val="left"/>
+      <w:pPr>
+        <w:ind w:left="5040" w:hanging="360"/>
+      </w:pPr>
+    </w:lvl>
+    <w:lvl w:ilvl="7" w:tplc="04090019" w:tentative="1">
+      <w:start w:val="1"/>
+      <w:numFmt w:val="lowerLetter"/>
+      <w:lvlText w:val="%8."/>
+      <w:lvlJc w:val="left"/>
+      <w:pPr>
+        <w:ind w:left="5760" w:hanging="360"/>
+      </w:pPr>
+    </w:lvl>
+    <w:lvl w:ilvl="8" w:tplc="0409001B" w:tentative="1">
+      <w:start w:val="1"/>
+      <w:numFmt w:val="lowerRoman"/>
+      <w:lvlText w:val="%9."/>
+      <w:lvlJc w:val="right"/>
+      <w:pPr>
+        <w:ind w:left="6480" w:hanging="180"/>
+      </w:pPr>
+    </w:lvl>
+  </w:abstractNum>
+  <w:abstractNum w:abstractNumId="3" w15:restartNumberingAfterBreak="0">
     <w:nsid w:val="68780196"/>
     <w:multiLevelType w:val="hybridMultilevel"/>
     <w:tmpl w:val="18921504"/>
@@ -130,6 +715,15 @@
     </w:lvl>
   </w:abstractNum>
   <w:num w:numId="1" w16cid:durableId="1830363349">
+    <w:abstractNumId w:val="3"/>
+  </w:num>
+  <w:num w:numId="2" w16cid:durableId="1230920298">
+    <w:abstractNumId w:val="2"/>
+  </w:num>
+  <w:num w:numId="3" w16cid:durableId="447050654">
+    <w:abstractNumId w:val="1"/>
+  </w:num>
+  <w:num w:numId="4" w16cid:durableId="18313374">
     <w:abstractNumId w:val="0"/>
   </w:num>
 </w:numbering>
